--- a/GEM_Letterhead_Set_v1.0/04_qa/fixtures/QA_ar_3_pages.docx
+++ b/GEM_Letterhead_Set_v1.0/04_qa/fixtures/QA_ar_3_pages.docx
@@ -4,7 +4,7 @@
   <w:body>
     <w:p>
       <w:pPr>
-        <w:spacing w:after="180" w:before="0" w:line="210" w:lineRule="exact"/>
+        <w:spacing w:after="180" w:before="0" w:line="240" w:lineRule="exact"/>
         <w:jc w:val="right"/>
         <w:keepNext w:val="0"/>
         <w:widowControl/>
@@ -19,6 +19,7 @@
           <w:lang w:val="en-GB" w:bidi="en-GB"/>
           <w:rtl w:val="0"/>
           <w:szCs w:val="15"/>
+          <w:bCs w:val="0"/>
         </w:rPr>
         <w:t>SAMPLE CONTENT · PENDING LOCALIZATION APPROVAL</w:t>
       </w:r>
@@ -40,6 +41,7 @@
           <w:lang w:val="ar-SA" w:bidi="ar-SA"/>
           <w:rtl w:val="1"/>
           <w:szCs w:val="20"/>
+          <w:bCs w:val="0"/>
         </w:rPr>
         <w:t xml:space="preserve">التاريخ: </w:t>
       </w:r>
@@ -52,6 +54,7 @@
           <w:lang w:val="en-GB" w:bidi="en-GB"/>
           <w:rtl w:val="0"/>
           <w:szCs w:val="18"/>
+          <w:bCs w:val="0"/>
         </w:rPr>
         <w:t>[DATE]</w:t>
       </w:r>
@@ -64,6 +67,7 @@
           <w:lang w:val="ar-SA" w:bidi="ar-SA"/>
           <w:rtl w:val="1"/>
           <w:szCs w:val="20"/>
+          <w:bCs w:val="0"/>
         </w:rPr>
         <w:t xml:space="preserve">    المرجع: </w:t>
       </w:r>
@@ -76,6 +80,7 @@
           <w:lang w:val="en-GB" w:bidi="en-GB"/>
           <w:rtl w:val="0"/>
           <w:szCs w:val="18"/>
+          <w:bCs w:val="0"/>
         </w:rPr>
         <w:t>[REFERENCE NUMBER]</w:t>
       </w:r>
@@ -97,6 +102,7 @@
           <w:lang w:val="ar-SA" w:bidi="ar-SA"/>
           <w:rtl w:val="1"/>
           <w:szCs w:val="23"/>
+          <w:bCs w:val="0"/>
         </w:rPr>
         <w:t>«اسم المستلم»</w:t>
         <w:br/>
@@ -117,13 +123,13 @@
       <w:r>
         <w:rPr>
           <w:rFonts w:ascii="Noto Sans Arabic" w:hAnsi="Noto Sans Arabic" w:cs="Noto Sans Arabic" w:eastAsia="Noto Sans Arabic"/>
-          <w:b/>
+          <w:b w:val="0"/>
           <w:color w:val="12171D"/>
           <w:sz w:val="24"/>
           <w:lang w:val="ar-SA" w:bidi="ar-SA"/>
           <w:rtl w:val="1"/>
           <w:szCs w:val="24"/>
-          <w:bCs/>
+          <w:bCs w:val="0"/>
         </w:rPr>
         <w:t>الموضوع: طلب معلومات ووثائق من المورد</w:t>
       </w:r>
@@ -145,6 +151,7 @@
           <w:lang w:val="ar-SA" w:bidi="ar-SA"/>
           <w:rtl w:val="1"/>
           <w:szCs w:val="23"/>
+          <w:bCs w:val="0"/>
         </w:rPr>
         <w:t>السادة «اسم الجهة»،</w:t>
       </w:r>
@@ -166,6 +173,7 @@
           <w:lang w:val="ar-SA" w:bidi="ar-SA"/>
           <w:rtl w:val="1"/>
           <w:szCs w:val="23"/>
+          <w:bCs w:val="0"/>
         </w:rPr>
         <w:t>يرجى تزويدنا بالمعلومات والوثائق المتاحة للمراجعة الداخلية، مع توضيح ما تم تأكيده وما يحتاج إلى تحقق إضافي.</w:t>
       </w:r>
@@ -187,6 +195,7 @@
           <w:lang w:val="ar-SA" w:bidi="ar-SA"/>
           <w:rtl w:val="1"/>
           <w:szCs w:val="23"/>
+          <w:bCs w:val="0"/>
         </w:rPr>
         <w:t>هذا النص نموذج للمراسلات فقط، ولا يثبت علاقة تجارية أو التزاماً تعاقدياً.</w:t>
       </w:r>
@@ -213,6 +222,7 @@
           <w:lang w:val="ar-SA" w:bidi="ar-SA"/>
           <w:rtl w:val="1"/>
           <w:szCs w:val="23"/>
+          <w:bCs w:val="0"/>
         </w:rPr>
         <w:t>نص تجريبي إضافي لاختبار الصفحات. يرجى تحديد المعلومات المؤكدة والوثائق التي تحتاج إلى مراجعة إضافية.</w:t>
       </w:r>
@@ -234,6 +244,7 @@
           <w:lang w:val="ar-SA" w:bidi="ar-SA"/>
           <w:rtl w:val="1"/>
           <w:szCs w:val="23"/>
+          <w:bCs w:val="0"/>
         </w:rPr>
         <w:t>نص تجريبي إضافي لاختبار الصفحات. يرجى تحديد المعلومات المؤكدة والوثائق التي تحتاج إلى مراجعة إضافية.</w:t>
       </w:r>
@@ -255,6 +266,7 @@
           <w:lang w:val="ar-SA" w:bidi="ar-SA"/>
           <w:rtl w:val="1"/>
           <w:szCs w:val="23"/>
+          <w:bCs w:val="0"/>
         </w:rPr>
         <w:t>نص تجريبي إضافي لاختبار الصفحات. يرجى تحديد المعلومات المؤكدة والوثائق التي تحتاج إلى مراجعة إضافية.</w:t>
       </w:r>
@@ -276,6 +288,7 @@
           <w:lang w:val="ar-SA" w:bidi="ar-SA"/>
           <w:rtl w:val="1"/>
           <w:szCs w:val="23"/>
+          <w:bCs w:val="0"/>
         </w:rPr>
         <w:t>نص تجريبي إضافي لاختبار الصفحات. يرجى تحديد المعلومات المؤكدة والوثائق التي تحتاج إلى مراجعة إضافية.</w:t>
       </w:r>
@@ -302,6 +315,7 @@
           <w:lang w:val="ar-SA" w:bidi="ar-SA"/>
           <w:rtl w:val="1"/>
           <w:szCs w:val="23"/>
+          <w:bCs w:val="0"/>
         </w:rPr>
         <w:t>نص تجريبي إضافي لاختبار الصفحات. يرجى تحديد المعلومات المؤكدة والوثائق التي تحتاج إلى مراجعة إضافية.</w:t>
       </w:r>
@@ -323,6 +337,7 @@
           <w:lang w:val="ar-SA" w:bidi="ar-SA"/>
           <w:rtl w:val="1"/>
           <w:szCs w:val="23"/>
+          <w:bCs w:val="0"/>
         </w:rPr>
         <w:t>نص تجريبي إضافي لاختبار الصفحات. يرجى تحديد المعلومات المؤكدة والوثائق التي تحتاج إلى مراجعة إضافية.</w:t>
       </w:r>
@@ -344,6 +359,7 @@
           <w:lang w:val="ar-SA" w:bidi="ar-SA"/>
           <w:rtl w:val="1"/>
           <w:szCs w:val="23"/>
+          <w:bCs w:val="0"/>
         </w:rPr>
         <w:t>نص تجريبي إضافي لاختبار الصفحات. يرجى تحديد المعلومات المؤكدة والوثائق التي تحتاج إلى مراجعة إضافية.</w:t>
       </w:r>
@@ -365,6 +381,7 @@
           <w:lang w:val="ar-SA" w:bidi="ar-SA"/>
           <w:rtl w:val="1"/>
           <w:szCs w:val="23"/>
+          <w:bCs w:val="0"/>
         </w:rPr>
         <w:t>نص تجريبي إضافي لاختبار الصفحات. يرجى تحديد المعلومات المؤكدة والوثائق التي تحتاج إلى مراجعة إضافية.</w:t>
       </w:r>
@@ -386,6 +403,7 @@
           <w:lang w:val="ar-SA" w:bidi="ar-SA"/>
           <w:rtl w:val="1"/>
           <w:szCs w:val="23"/>
+          <w:bCs w:val="0"/>
         </w:rPr>
         <w:t>وتفضلوا بقبول التحية،</w:t>
       </w:r>
@@ -407,6 +425,7 @@
           <w:lang w:val="ar-SA" w:bidi="ar-SA"/>
           <w:rtl w:val="1"/>
           <w:szCs w:val="18"/>
+          <w:bCs w:val="0"/>
         </w:rPr>
         <w:t>«التوقيع»</w:t>
       </w:r>
@@ -422,13 +441,13 @@
       <w:r>
         <w:rPr>
           <w:rFonts w:ascii="Noto Sans Arabic" w:hAnsi="Noto Sans Arabic" w:cs="Noto Sans Arabic" w:eastAsia="Noto Sans Arabic"/>
-          <w:b/>
+          <w:b w:val="0"/>
           <w:color w:val="12171D"/>
           <w:sz w:val="23"/>
           <w:lang w:val="ar-SA" w:bidi="ar-SA"/>
           <w:rtl w:val="1"/>
           <w:szCs w:val="23"/>
-          <w:bCs/>
+          <w:bCs w:val="0"/>
         </w:rPr>
         <w:t>«اسم الموقّع»</w:t>
         <w:br/>
@@ -455,6 +474,7 @@
   <w:p>
     <w:pPr>
       <w:pStyle w:val="Footer"/>
+      <w:bidi w:val="0"/>
       <w:spacing w:after="80"/>
       <w:jc w:val="right"/>
       <w:pBdr>
@@ -470,12 +490,14 @@
         <w:lang w:val="en-GB" w:bidi="en-GB"/>
         <w:rtl w:val="0"/>
         <w:szCs w:val="15"/>
+        <w:bCs w:val="0"/>
       </w:rPr>
       <w:t>GEM™   [ADDRESS] · [CITY] · [COUNTRY] · [POSTAL CODE]</w:t>
     </w:r>
   </w:p>
   <w:p>
     <w:pPr>
+      <w:bidi w:val="0"/>
       <w:spacing w:after="120"/>
       <w:jc w:val="right"/>
     </w:pPr>
@@ -488,6 +510,7 @@
         <w:lang w:val="en-GB" w:bidi="en-GB"/>
         <w:rtl w:val="0"/>
         <w:szCs w:val="15"/>
+        <w:bCs w:val="0"/>
       </w:rPr>
       <w:t>[T]   [E]   [W]</w:t>
     </w:r>
@@ -500,6 +523,7 @@
         <w:lang w:val="en-GB" w:bidi="en-GB"/>
         <w:rtl w:val="0"/>
         <w:szCs w:val="15"/>
+        <w:bCs w:val="0"/>
       </w:rPr>
       <w:t xml:space="preserve">     Page </w:t>
     </w:r>
@@ -522,6 +546,7 @@
         <w:lang w:val="en-GB" w:bidi="en-GB"/>
         <w:rtl w:val="0"/>
         <w:szCs w:val="15"/>
+        <w:bCs w:val="0"/>
       </w:rPr>
       <w:t xml:space="preserve"> of </w:t>
     </w:r>
@@ -538,6 +563,7 @@
   </w:p>
   <w:p>
     <w:pPr>
+      <w:bidi w:val="0"/>
       <w:jc w:val="right"/>
     </w:pPr>
     <w:r>
@@ -549,6 +575,7 @@
         <w:lang w:val="en-GB" w:bidi="en-GB"/>
         <w:rtl w:val="0"/>
         <w:szCs w:val="13"/>
+        <w:bCs w:val="0"/>
       </w:rPr>
       <w:t>WORKING APPLICATION / PENDING VALIDATION</w:t>
     </w:r>
@@ -561,6 +588,7 @@
   <w:p>
     <w:pPr>
       <w:pStyle w:val="Footer"/>
+      <w:bidi w:val="0"/>
       <w:spacing w:after="80"/>
       <w:jc w:val="right"/>
       <w:pBdr>
@@ -576,12 +604,14 @@
         <w:lang w:val="en-GB" w:bidi="en-GB"/>
         <w:rtl w:val="0"/>
         <w:szCs w:val="15"/>
+        <w:bCs w:val="0"/>
       </w:rPr>
       <w:t>GEM™   [ADDRESS] · [CITY] · [COUNTRY] · [POSTAL CODE]</w:t>
     </w:r>
   </w:p>
   <w:p>
     <w:pPr>
+      <w:bidi w:val="0"/>
       <w:spacing w:after="120"/>
       <w:jc w:val="right"/>
     </w:pPr>
@@ -594,6 +624,7 @@
         <w:lang w:val="en-GB" w:bidi="en-GB"/>
         <w:rtl w:val="0"/>
         <w:szCs w:val="15"/>
+        <w:bCs w:val="0"/>
       </w:rPr>
       <w:t>[T]   [E]   [W]</w:t>
     </w:r>
@@ -606,6 +637,7 @@
         <w:lang w:val="en-GB" w:bidi="en-GB"/>
         <w:rtl w:val="0"/>
         <w:szCs w:val="15"/>
+        <w:bCs w:val="0"/>
       </w:rPr>
       <w:t xml:space="preserve">     Page </w:t>
     </w:r>
@@ -628,6 +660,7 @@
         <w:lang w:val="en-GB" w:bidi="en-GB"/>
         <w:rtl w:val="0"/>
         <w:szCs w:val="15"/>
+        <w:bCs w:val="0"/>
       </w:rPr>
       <w:t xml:space="preserve"> of </w:t>
     </w:r>
@@ -644,6 +677,7 @@
   </w:p>
   <w:p>
     <w:pPr>
+      <w:bidi w:val="0"/>
       <w:jc w:val="right"/>
     </w:pPr>
     <w:r>
@@ -655,6 +689,7 @@
         <w:lang w:val="en-GB" w:bidi="en-GB"/>
         <w:rtl w:val="0"/>
         <w:szCs w:val="13"/>
+        <w:bCs w:val="0"/>
       </w:rPr>
       <w:t>WORKING APPLICATION / PENDING VALIDATION</w:t>
     </w:r>
@@ -667,7 +702,8 @@
   <w:p>
     <w:pPr>
       <w:pStyle w:val="Header"/>
-      <w:spacing w:after="0"/>
+      <w:bidi w:val="0"/>
+      <w:spacing w:after="0" w:line="240" w:lineRule="auto"/>
       <w:jc w:val="right"/>
     </w:pPr>
     <w:r>
@@ -713,7 +749,8 @@
   </w:p>
   <w:p>
     <w:pPr>
-      <w:spacing w:before="680" w:after="227"/>
+      <w:bidi w:val="0"/>
+      <w:spacing w:before="680" w:after="227" w:line="300" w:lineRule="exact"/>
       <w:jc w:val="right"/>
     </w:pPr>
     <w:r>
@@ -721,10 +758,12 @@
         <w:rFonts w:ascii="Jost" w:hAnsi="Jost" w:cs="Jost" w:eastAsia="Jost"/>
         <w:b w:val="0"/>
         <w:color w:val="12171D"/>
-        <w:sz w:val="16"/>
+        <w:sz w:val="21"/>
         <w:lang w:val="en-GB" w:bidi="en-GB"/>
         <w:rtl w:val="0"/>
-        <w:szCs w:val="16"/>
+        <w:szCs w:val="21"/>
+        <w:bCs w:val="0"/>
+        <w:spacing w:val="38"/>
       </w:rPr>
       <w:t>HOSPITALITY, IN PERFECT PROPORTION</w:t>
     </w:r>
@@ -737,7 +776,8 @@
   <w:p>
     <w:pPr>
       <w:pStyle w:val="Header"/>
-      <w:spacing w:after="0"/>
+      <w:bidi w:val="0"/>
+      <w:spacing w:after="0" w:line="240" w:lineRule="auto"/>
       <w:jc w:val="right"/>
     </w:pPr>
     <w:r>
@@ -749,6 +789,7 @@
         <w:lang w:val="en-GB" w:bidi="en-GB"/>
         <w:rtl w:val="0"/>
         <w:szCs w:val="18"/>
+        <w:bCs w:val="0"/>
       </w:rPr>
       <w:t>GEM™</w:t>
     </w:r>
@@ -761,6 +802,7 @@
         <w:lang w:val="en-GB" w:bidi="en-GB"/>
         <w:rtl w:val="0"/>
         <w:szCs w:val="16"/>
+        <w:bCs w:val="0"/>
       </w:rPr>
       <w:t xml:space="preserve">    [REFERENCE NUMBER]</w:t>
     </w:r>
@@ -976,10 +1018,12 @@
   <w:docDefaults>
     <w:rPrDefault>
       <w:rPr>
-        <w:rFonts w:asciiTheme="minorHAnsi" w:eastAsiaTheme="minorEastAsia" w:hAnsiTheme="minorHAnsi" w:cstheme="minorBidi"/>
-        <w:sz w:val="22"/>
-        <w:szCs w:val="22"/>
-        <w:lang w:val="en-US" w:eastAsia="en-US" w:bidi="ar-SA"/>
+        <w:rFonts w:ascii="Inter" w:hAnsi="Inter" w:cs="Noto Sans Arabic" w:eastAsia="Inter"/>
+        <w:lang w:val="ar-SA" w:bidi="ar-SA"/>
+        <w:sz w:val="21"/>
+        <w:szCs w:val="23"/>
+        <w:b w:val="0"/>
+        <w:bCs w:val="0"/>
       </w:rPr>
     </w:rPrDefault>
     <w:pPrDefault>
@@ -1131,10 +1175,20 @@
     <w:name w:val="Normal"/>
     <w:qFormat/>
     <w:rsid w:val="00FC693F"/>
+    <w:pPr>
+      <w:bidi w:val="1"/>
+      <w:jc w:val="start"/>
+      <w:spacing w:line="403" w:lineRule="exact" w:after="120"/>
+    </w:pPr>
     <w:rPr>
-      <w:rFonts w:ascii="Inter" w:hAnsi="Inter"/>
       <w:color w:val="12171D"/>
       <w:sz w:val="21"/>
+      <w:rFonts w:ascii="Inter" w:hAnsi="Inter" w:cs="Noto Sans Arabic" w:eastAsia="Inter"/>
+      <w:b w:val="0"/>
+      <w:bCs w:val="0"/>
+      <w:spacing w:val="0"/>
+      <w:lang w:val="ar-SA" w:bidi="ar-SA"/>
+      <w:szCs w:val="23"/>
     </w:rPr>
   </w:style>
   <w:style w:type="paragraph" w:styleId="Header">
@@ -1194,14 +1248,18 @@
       <w:keepLines/>
       <w:spacing w:before="480" w:after="0"/>
       <w:outlineLvl w:val="0"/>
+      <w:bidi w:val="1"/>
+      <w:jc w:val="start"/>
     </w:pPr>
     <w:rPr>
-      <w:rFonts w:asciiTheme="majorHAnsi" w:eastAsiaTheme="majorEastAsia" w:hAnsiTheme="majorHAnsi" w:cstheme="majorBidi" w:ascii="Jost" w:hAnsi="Jost"/>
-      <w:b/>
-      <w:bCs/>
       <w:color w:val="12171D"/>
       <w:sz w:val="24"/>
-      <w:szCs w:val="28"/>
+      <w:rFonts w:ascii="Jost" w:hAnsi="Jost" w:cs="Noto Sans Arabic" w:eastAsia="Inter"/>
+      <w:b w:val="0"/>
+      <w:bCs w:val="0"/>
+      <w:spacing w:val="0"/>
+      <w:lang w:val="ar-SA" w:bidi="ar-SA"/>
+      <w:szCs w:val="24"/>
     </w:rPr>
   </w:style>
   <w:style w:type="paragraph" w:styleId="Heading2">
@@ -1218,14 +1276,18 @@
       <w:keepLines/>
       <w:spacing w:before="200" w:after="0"/>
       <w:outlineLvl w:val="1"/>
+      <w:bidi w:val="1"/>
+      <w:jc w:val="start"/>
     </w:pPr>
     <w:rPr>
-      <w:rFonts w:asciiTheme="majorHAnsi" w:eastAsiaTheme="majorEastAsia" w:hAnsiTheme="majorHAnsi" w:cstheme="majorBidi" w:ascii="Jost" w:hAnsi="Jost"/>
-      <w:b/>
-      <w:bCs/>
       <w:color w:val="12171D"/>
       <w:sz w:val="24"/>
-      <w:szCs w:val="26"/>
+      <w:rFonts w:ascii="Jost" w:hAnsi="Jost" w:cs="Noto Sans Arabic" w:eastAsia="Inter"/>
+      <w:b w:val="0"/>
+      <w:bCs w:val="0"/>
+      <w:spacing w:val="0"/>
+      <w:lang w:val="ar-SA" w:bidi="ar-SA"/>
+      <w:szCs w:val="24"/>
     </w:rPr>
   </w:style>
   <w:style w:type="paragraph" w:styleId="Heading3">
@@ -1433,12 +1495,14 @@
     <w:uiPriority w:val="9"/>
     <w:rsid w:val="00FC693F"/>
     <w:rPr>
-      <w:rFonts w:asciiTheme="majorHAnsi" w:eastAsiaTheme="majorEastAsia" w:hAnsiTheme="majorHAnsi" w:cstheme="majorBidi"/>
-      <w:b/>
-      <w:bCs/>
       <w:color w:val="365F91" w:themeColor="accent1" w:themeShade="BF"/>
       <w:sz w:val="28"/>
-      <w:szCs w:val="28"/>
+      <w:rFonts w:ascii="Jost" w:hAnsi="Jost" w:cs="Noto Sans Arabic" w:eastAsia="Inter"/>
+      <w:b w:val="0"/>
+      <w:bCs w:val="0"/>
+      <w:spacing w:val="0"/>
+      <w:lang w:val="ar-SA" w:bidi="ar-SA"/>
+      <w:szCs w:val="24"/>
     </w:rPr>
   </w:style>
   <w:style w:type="character" w:customStyle="1" w:styleId="Heading2Char">
@@ -1448,12 +1512,14 @@
     <w:uiPriority w:val="9"/>
     <w:rsid w:val="00FC693F"/>
     <w:rPr>
-      <w:rFonts w:asciiTheme="majorHAnsi" w:eastAsiaTheme="majorEastAsia" w:hAnsiTheme="majorHAnsi" w:cstheme="majorBidi"/>
-      <w:b/>
-      <w:bCs/>
       <w:color w:val="4F81BD" w:themeColor="accent1"/>
       <w:sz w:val="26"/>
-      <w:szCs w:val="26"/>
+      <w:rFonts w:ascii="Jost" w:hAnsi="Jost" w:cs="Noto Sans Arabic" w:eastAsia="Inter"/>
+      <w:b w:val="0"/>
+      <w:bCs w:val="0"/>
+      <w:spacing w:val="0"/>
+      <w:lang w:val="ar-SA" w:bidi="ar-SA"/>
+      <w:szCs w:val="24"/>
     </w:rPr>
   </w:style>
   <w:style w:type="character" w:customStyle="1" w:styleId="Heading3Char">
@@ -1567,7 +1633,19 @@
     <w:rsid w:val="00AA1D8D"/>
     <w:pPr>
       <w:spacing w:after="120"/>
-    </w:pPr>
+      <w:bidi w:val="0"/>
+      <w:ind w:right="1701"/>
+      <w:jc w:val="left"/>
+      <w:spacing w:line="336" w:lineRule="exact" w:after="120"/>
+    </w:pPr>
+    <w:rPr>
+      <w:rFonts w:ascii="Inter" w:hAnsi="Inter" w:cs="Noto Sans Arabic" w:eastAsia="Inter"/>
+      <w:b w:val="0"/>
+      <w:bCs w:val="0"/>
+      <w:spacing w:val="0"/>
+      <w:lang w:val="en-GB" w:bidi="ar-SA"/>
+      <w:szCs w:val="23"/>
+    </w:rPr>
   </w:style>
   <w:style w:type="character" w:customStyle="1" w:styleId="BodyTextChar">
     <w:name w:val="Body Text Char"/>
